--- a/보관본/러시아 인권변호사/Word/2부/2부_2화_자금의_유혹.docx
+++ b/보관본/러시아 인권변호사/Word/2부/2부_2화_자금의_유혹.docx
@@ -1441,7 +1441,7 @@
           <w:i w:val="0"/>
           <w:sz w:val="22"/>
         </w:rPr>
-        <w:t>Ты уверена, Катя?</w:t>
+        <w:t>Вы уверены, Катя?</w:t>
       </w:r>
     </w:p>
     <w:p>
@@ -3336,7 +3336,7 @@
           <w:i w:val="0"/>
           <w:sz w:val="22"/>
         </w:rPr>
-        <w:t xml:space="preserve"> — 한국어 해설: 솔로비예바가 비코프의 장례식 이야기로 료샤의 마음을 사려 한 것을 두고 올가가 인용한다. 재단의 돈과 아첨이 같은 미끼라는 경고다 (장면 4).</w:t>
+        <w:t xml:space="preserve"> — 한국어 해설: 솔로비예바가 비코프의 죽음을 다룬 기사 이야기로 료샤의 마음을 사려 한 것을 두고 올가가 인용한다. 재단의 돈과 아첨이 같은 미끼라는 경고다 (장면 4).</w:t>
       </w:r>
     </w:p>
     <w:p>
